--- a/por/docx/41.content.docx
+++ b/por/docx/41.content.docx
@@ -28,22 +28,6 @@
       </w:r>
     </w:p>
     <w:p>
-      <w:pPr>
-        <w:pStyle w:val="Heading2"/>
-      </w:pPr>
-      <w:r>
-        <w:rPr>
-          <w:lang w:val="pt_PT" w:bidi="pt_PT"/>
-        </w:rPr>
-        <w:t>License Information</w:t>
-      </w:r>
-      <w:r>
-        <w:rPr>
-          <w:lang w:val="pt_PT" w:bidi="pt_PT"/>
-        </w:rPr>
-      </w:r>
-    </w:p>
-    <w:p>
       <w:pPr/>
       <w:r>
         <w:rPr>
@@ -55,86 +39,25 @@
           <w:b/>
           <w:lang w:val="pt_PT" w:bidi="pt_PT"/>
         </w:rPr>
-        <w:t>Notas de Estudo (Biblica)</w:t>
-      </w:r>
-      <w:r>
-        <w:rPr>
-          <w:lang w:val="pt_PT" w:bidi="pt_PT"/>
-        </w:rPr>
-        <w:t xml:space="preserve"> (Portuguese) is based on</w:t>
-      </w:r>
-      <w:r>
-        <w:rPr>
-          <w:lang w:val="pt_PT" w:bidi="pt_PT"/>
-        </w:rPr>
-        <w:t xml:space="preserve">: </w:t>
-      </w:r>
-      <w:r>
-        <w:rPr>
-          <w:lang w:val="pt_PT" w:bidi="pt_PT"/>
-        </w:rPr>
         <w:t>Biblica Study Notes</w:t>
       </w:r>
       <w:r>
         <w:rPr>
           <w:lang w:val="pt_PT" w:bidi="pt_PT"/>
         </w:rPr>
-        <w:t xml:space="preserve">, </w:t>
-      </w:r>
-      <w:hyperlink r:id="rId13">
-        <w:r>
-          <w:rPr>
-            <w:lang w:val="pt_PT" w:bidi="pt_PT"/>
-          </w:rPr>
-          <w:rPr>
-            <w:color w:val="0000EE"/>
-            <w:u w:val="single"/>
-          </w:rPr>
-          <w:t>Biblica Inc.</w:t>
-        </w:r>
-      </w:hyperlink>
-      <w:r>
-        <w:rPr>
-          <w:lang w:val="pt_PT" w:bidi="pt_PT"/>
-        </w:rPr>
-        <w:t xml:space="preserve">, 2023, which is licensed under a </w:t>
-      </w:r>
-      <w:hyperlink r:id="rId14">
-        <w:r>
-          <w:rPr>
-            <w:lang w:val="pt_PT" w:bidi="pt_PT"/>
-          </w:rPr>
-          <w:rPr>
-            <w:color w:val="0000EE"/>
-            <w:u w:val="single"/>
-          </w:rPr>
-          <w:t>CC BY-SA 4.0 license</w:t>
-        </w:r>
-      </w:hyperlink>
-      <w:r>
-        <w:rPr>
-          <w:lang w:val="pt_PT" w:bidi="pt_PT"/>
-        </w:rPr>
-        <w:t>.</w:t>
-      </w:r>
-      <w:r>
-        <w:rPr>
-          <w:lang w:val="pt_PT" w:bidi="pt_PT"/>
-        </w:rPr>
-      </w:r>
-    </w:p>
-    <w:p>
-      <w:pPr/>
-      <w:r>
-        <w:rPr>
-          <w:lang w:val="pt_PT" w:bidi="pt_PT"/>
-        </w:rPr>
-      </w:r>
-      <w:r>
-        <w:rPr>
-          <w:lang w:val="pt_PT" w:bidi="pt_PT"/>
-        </w:rPr>
-        <w:t>This PDF version is provided under the same license.</w:t>
+        <w:t xml:space="preserve"> © 2023 Biblica Inc. Released under CC BY-SA 4.0 license. </w:t>
+      </w:r>
+      <w:r>
+        <w:rPr>
+          <w:lang w:val="pt_PT" w:bidi="pt_PT"/>
+        </w:rPr>
+        <w:t>Biblica Study Notes</w:t>
+      </w:r>
+      <w:r>
+        <w:rPr>
+          <w:lang w:val="pt_PT" w:bidi="pt_PT"/>
+        </w:rPr>
+        <w:t xml:space="preserve"> has been adapted in the following languages: Tok Pisin, Arabic (عربي), French (Français), Hindi (हिंदी), Indonesian (Bahasa Indonesia), Portuguese (Português), Russian (Русский), Spanish (Español), Swahili (Kiswahili), and Simplified Chinese (简体中文)from Biblica Study Notes © 2023 Biblica Inc. Released under CC BY-SA 4.0 license by Mission Mutual</w:t>
       </w:r>
       <w:r>
         <w:rPr>

--- a/por/docx/41.content.docx
+++ b/por/docx/41.content.docx
@@ -116,26 +116,6 @@
           <w:lang w:val="pt_PT" w:bidi="pt_PT"/>
         </w:rPr>
         <w:t>MRK</w:t>
-      </w:r>
-      <w:r>
-        <w:rPr>
-          <w:lang w:val="pt_PT" w:bidi="pt_PT"/>
-        </w:rPr>
-      </w:r>
-    </w:p>
-    <w:p>
-      <w:pPr/>
-      <w:r>
-        <w:rPr>
-          <w:lang w:val="pt_PT" w:bidi="pt_PT"/>
-        </w:rPr>
-      </w:r>
-      <w:r>
-        <w:rPr>
-          <w:i/>
-          <w:lang w:val="pt_PT" w:bidi="pt_PT"/>
-        </w:rPr>
-        <w:t>Marcos 1.1–20, Marcos 1.21–45, Marcos 2.1–22, Marcos 2.23–3.6, Marcos 3.7–19, Marcos 3.20–35, Marcos 4.1–34, Marcos 4.35–5.20, Marcos 5.21–43, Marcos 6.1–13, Marcos 6.14–29, Marcos 6.30–44, Marcos 6.45–56, Marcos 7.1–23, Marcos 7.24–37, Marcos 8.1–21, Marcos 8.22–30, Marcos 8.31–9.1, Marcos 9.2–13, Marcos 9.14–29, Marcos 9.30–37, Marcos 9.38–50, Marcos 10.1–16, Marcos 10.17–31, Marcos 10.32–45, Marcos 10.46–52, Marcos 11.1–11, Marcos 11.12–26, Marcos 11.27–12.12, Marcos 12.13–27, Marcos 12.28–44, Marcos 13.1–13, Marcos 13.14–37, Marcos 14.1–11, Marcos 14.12–31, Marcos 14.32–52, Marcos 14.53–65, Marcos 14.66–72, Marcos 15.1–15, Marcos 15.16–39, Marcos 15.40–47, Marcos 16.1–8, Marcos 16.9–20</w:t>
       </w:r>
       <w:r>
         <w:rPr>

--- a/por/docx/41.content.docx
+++ b/por/docx/41.content.docx
@@ -19,7 +19,7 @@
         <w:rPr>
           <w:lang w:val="pt_PT" w:bidi="pt_PT"/>
         </w:rPr>
-        <w:t>Resource: Notas de Estudo (Biblica)</w:t>
+        <w:t>Resource: Biblica Study Notes</w:t>
       </w:r>
       <w:r>
         <w:rPr>
@@ -78,7 +78,7 @@
         <w:rPr>
           <w:lang w:val="pt_PT" w:bidi="pt_PT"/>
         </w:rPr>
-        <w:t>Notas de Estudo (Biblica)</w:t>
+        <w:t>Biblica Study Notes</w:t>
       </w:r>
     </w:p>
     <w:p>
